--- a/downloads/documents/05 Materials/Unit 02/Slides/Slides 02.16 - Diversification.docx
+++ b/downloads/documents/05 Materials/Unit 02/Slides/Slides 02.16 - Diversification.docx
@@ -6,9 +6,9 @@
       <w:pPr>
         <w:pStyle w:val="Heading1"/>
       </w:pPr>
-      <w:bookmarkStart w:id="20" w:name="slides-02.16-diversification"/>
-      <w:r>
-        <w:t xml:space="preserve">Slides 02.16: Diversification</w:t>
+      <w:bookmarkStart w:id="20" w:name="slides-2.16-diversification"/>
+      <w:r>
+        <w:t xml:space="preserve">Slides 2.16: Diversification</w:t>
       </w:r>
       <w:bookmarkEnd w:id="20"/>
     </w:p>

--- a/downloads/documents/05 Materials/Unit 02/Slides/Slides 02.16 - Diversification.docx
+++ b/downloads/documents/05 Materials/Unit 02/Slides/Slides 02.16 - Diversification.docx
@@ -17,7 +17,19 @@
         <w:pStyle w:val="FirstParagraph"/>
       </w:pPr>
       <w:r>
-        <w:t xml:space="preserve">Lesson 2.16, one day. Slides 1 to 11. Do not mention tomorrow’s crisis anywhere.</w:t>
+        <w:t xml:space="preserve">Lesson 2.16, one day. Slides 1 to 11. Every price is from page 2 of</w:t>
+      </w:r>
+      <w:r>
+        <w:t xml:space="preserve"> </w:t>
+      </w:r>
+      <w:r>
+        <w:rPr>
+          <w:rStyle w:val="VerbatimChar"/>
+        </w:rPr>
+        <w:t xml:space="preserve">Handout 02.14 - The Gilded Age Market Kit.md</w:t>
+      </w:r>
+      <w:r>
+        <w:t xml:space="preserve">. Do not mention the boom or the crash anywhere.</w:t>
       </w:r>
     </w:p>
     <w:p>
@@ -39,7 +51,7 @@
         <w:pStyle w:val="Compact"/>
       </w:pPr>
       <w:r>
-        <w:t xml:space="preserve">All AQ25,000 in one venture. It drops 50 percent. What is your fortune now?</w:t>
+        <w:t xml:space="preserve">All $1,000 in one company. It drops 50 percent. What is your total now?</w:t>
       </w:r>
     </w:p>
     <w:p>
@@ -51,13 +63,13 @@
         <w:pStyle w:val="Compact"/>
       </w:pPr>
       <w:r>
-        <w:t xml:space="preserve">Now: 25,000 split evenly across five ventures, and only one of them drops 50 percent. What is your fortune?</w:t>
+        <w:t xml:space="preserve">Now: $1,000 split evenly across five holdings, and only one of them drops 50 percent. What is your total?</w:t>
       </w:r>
       <w:r>
         <w:t xml:space="preserve"> </w:t>
       </w:r>
       <w:r>
-        <w:t xml:space="preserve">Notes: 3 minutes. Answers: 12,500 and 22,500. Then the eggs.</w:t>
+        <w:t xml:space="preserve">Notes: 3 minutes. Answers: 500 and 900. Then the eggs.</w:t>
       </w:r>
     </w:p>
     <w:p>
@@ -103,7 +115,7 @@
         <w:pStyle w:val="Compact"/>
       </w:pPr>
       <w:r>
-        <w:t xml:space="preserve">Which merchant eats breakfast?</w:t>
+        <w:t xml:space="preserve">Which investor eats breakfast?</w:t>
       </w:r>
       <w:r>
         <w:t xml:space="preserve"> </w:t>
@@ -137,7 +149,7 @@
         <w:pStyle w:val="Compact"/>
       </w:pPr>
       <w:r>
-        <w:t xml:space="preserve">Money spread across ventures with different risk levels.</w:t>
+        <w:t xml:space="preserve">Money spread across companies with different risk levels, and the bank.</w:t>
       </w:r>
     </w:p>
     <w:p>
@@ -161,7 +173,7 @@
         <w:pStyle w:val="Compact"/>
       </w:pPr>
       <w:r>
-        <w:t xml:space="preserve">A storm hits the farms; the mines do not care. A shaft floods; the Crown’s notes do not care.</w:t>
+        <w:t xml:space="preserve">1873: the railroads fell by almost half. Oil and gas rose, because people still needed light.</w:t>
       </w:r>
     </w:p>
     <w:p>
@@ -173,13 +185,13 @@
         <w:pStyle w:val="Compact"/>
       </w:pPr>
       <w:r>
-        <w:t xml:space="preserve">The Honeypot never cares.</w:t>
+        <w:t xml:space="preserve">The bank never cares.</w:t>
       </w:r>
       <w:r>
         <w:t xml:space="preserve"> </w:t>
       </w:r>
       <w:r>
-        <w:t xml:space="preserve">Image: the seven venture icons in a circle, with a storm cloud over only one.</w:t>
+        <w:t xml:space="preserve">Image: the price table’s Round 1 column drawn large: RAIL with a down arrow, OIL and GAS with small up arrows, BANK with a flat line.</w:t>
       </w:r>
       <w:r>
         <w:t xml:space="preserve"> </w:t>
@@ -207,7 +219,7 @@
         <w:pStyle w:val="Compact"/>
       </w:pPr>
       <w:r>
-        <w:t xml:space="preserve">Pie 1: one slice of 90 percent, six slivers.</w:t>
+        <w:t xml:space="preserve">Pie 1: one slice of 90 percent, a few slivers.</w:t>
       </w:r>
     </w:p>
     <w:p>
@@ -231,7 +243,7 @@
         <w:pStyle w:val="Compact"/>
       </w:pPr>
       <w:r>
-        <w:t xml:space="preserve">Pie 1 wins the leaderboard on a great week and sits at the bottom on a terrible one.</w:t>
+        <w:t xml:space="preserve">Pie 1 wins the leaderboard in a boom and sits at the bottom in a panic.</w:t>
       </w:r>
     </w:p>
     <w:p>
@@ -323,7 +335,7 @@
         <w:pStyle w:val="Compact"/>
       </w:pPr>
       <w:r>
-        <w:t xml:space="preserve">Portfolio A: all high risk (Sparkstone and Cloudberry).</w:t>
+        <w:t xml:space="preserve">Three investors, $1,000 each, bought in 1882 at the Round 2 prices.</w:t>
       </w:r>
     </w:p>
     <w:p>
@@ -335,7 +347,7 @@
         <w:pStyle w:val="Compact"/>
       </w:pPr>
       <w:r>
-        <w:t xml:space="preserve">Portfolio B: all safe (the Honeypot and Crown Seal Notes).</w:t>
+        <w:t xml:space="preserve">A, the bet: all of it in ELEC and RAIL.</w:t>
       </w:r>
     </w:p>
     <w:p>
@@ -347,7 +359,7 @@
         <w:pStyle w:val="Compact"/>
       </w:pPr>
       <w:r>
-        <w:t xml:space="preserve">Portfolio C: mixed across six ventures.</w:t>
+        <w:t xml:space="preserve">B, the vault: most of it in the bank, the rest in GAS.</w:t>
       </w:r>
     </w:p>
     <w:p>
@@ -359,7 +371,7 @@
         <w:pStyle w:val="Compact"/>
       </w:pPr>
       <w:r>
-        <w:t xml:space="preserve">Shock 1: a crash. Shock 2: a boom. Compute all three, both times. Rank them twice.</w:t>
+        <w:t xml:space="preserve">C, the spread: the bank and all four companies.</w:t>
       </w:r>
     </w:p>
     <w:p>
@@ -371,6 +383,18 @@
         <w:pStyle w:val="Compact"/>
       </w:pPr>
       <w:r>
+        <w:t xml:space="preserve">The shock: the Panic of 1893, the prices you lived through two days ago. Then Part 2: hold everything to 1901. Rank them twice.</w:t>
+      </w:r>
+    </w:p>
+    <w:p>
+      <w:pPr>
+        <w:numPr>
+          <w:ilvl w:val="0"/>
+          <w:numId w:val="1006"/>
+        </w:numPr>
+        <w:pStyle w:val="Compact"/>
+      </w:pPr>
+      <w:r>
         <w:t xml:space="preserve">Pairs, calculators. 12 minutes.</w:t>
       </w:r>
     </w:p>
@@ -378,9 +402,9 @@
       <w:pPr>
         <w:pStyle w:val="Heading2"/>
       </w:pPr>
-      <w:bookmarkStart w:id="27" w:name="slide-7-debrief-the-crash"/>
-      <w:r>
-        <w:t xml:space="preserve">Slide 7: Debrief: the crash</w:t>
+      <w:bookmarkStart w:id="27" w:name="slide-7-debrief-the-panic-of-1893"/>
+      <w:r>
+        <w:t xml:space="preserve">Slide 7: Debrief: the Panic of 1893</w:t>
       </w:r>
       <w:bookmarkEnd w:id="27"/>
     </w:p>
@@ -393,7 +417,7 @@
         <w:pStyle w:val="Compact"/>
       </w:pPr>
       <w:r>
-        <w:t xml:space="preserve">A: 15,000. Lost 10,000.</w:t>
+        <w:t xml:space="preserve">A: $480. Lost $520.</w:t>
       </w:r>
     </w:p>
     <w:p>
@@ -405,7 +429,7 @@
         <w:pStyle w:val="Compact"/>
       </w:pPr>
       <w:r>
-        <w:t xml:space="preserve">B: 25,000. Lost nothing.</w:t>
+        <w:t xml:space="preserve">B: $988. Lost $12.</w:t>
       </w:r>
     </w:p>
     <w:p>
@@ -417,7 +441,7 @@
         <w:pStyle w:val="Compact"/>
       </w:pPr>
       <w:r>
-        <w:t xml:space="preserve">C: 20,000. Lost 5,000.</w:t>
+        <w:t xml:space="preserve">C: $776. Lost $224.</w:t>
       </w:r>
     </w:p>
     <w:p>
@@ -429,22 +453,22 @@
         <w:pStyle w:val="Compact"/>
       </w:pPr>
       <w:r>
-        <w:t xml:space="preserve">Which one would you want on a bad week?</w:t>
+        <w:t xml:space="preserve">Which one would you want in a panic?</w:t>
       </w:r>
       <w:r>
         <w:t xml:space="preserve"> </w:t>
       </w:r>
       <w:r>
-        <w:t xml:space="preserve">Image: three bars, 15,000, 25,000, 20,000, with a storm cloud above.</w:t>
+        <w:t xml:space="preserve">Image: three bars, 480, 988, 776, with a storm cloud above.</w:t>
       </w:r>
     </w:p>
     <w:p>
       <w:pPr>
         <w:pStyle w:val="Heading2"/>
       </w:pPr>
-      <w:bookmarkStart w:id="28" w:name="slide-8-debrief-the-boom"/>
-      <w:r>
-        <w:t xml:space="preserve">Slide 8: Debrief: the boom</w:t>
+      <w:bookmarkStart w:id="28" w:name="slide-8-debrief-held-to-1901"/>
+      <w:r>
+        <w:t xml:space="preserve">Slide 8: Debrief: held to 1901</w:t>
       </w:r>
       <w:bookmarkEnd w:id="28"/>
     </w:p>
@@ -457,7 +481,7 @@
         <w:pStyle w:val="Compact"/>
       </w:pPr>
       <w:r>
-        <w:t xml:space="preserve">A: 37,500. Gained 12,500.</w:t>
+        <w:t xml:space="preserve">A: $1,465. Gained $465.</w:t>
       </w:r>
     </w:p>
     <w:p>
@@ -469,7 +493,7 @@
         <w:pStyle w:val="Compact"/>
       </w:pPr>
       <w:r>
-        <w:t xml:space="preserve">B: 25,000. Gained nothing.</w:t>
+        <w:t xml:space="preserve">B: $1,097. Gained $97.</w:t>
       </w:r>
     </w:p>
     <w:p>
@@ -481,7 +505,7 @@
         <w:pStyle w:val="Compact"/>
       </w:pPr>
       <w:r>
-        <w:t xml:space="preserve">C: 31,000. Gained 6,000.</w:t>
+        <w:t xml:space="preserve">C: $1,294. Gained $294.</w:t>
       </w:r>
     </w:p>
     <w:p>
@@ -493,7 +517,7 @@
         <w:pStyle w:val="Compact"/>
       </w:pPr>
       <w:r>
-        <w:t xml:space="preserve">Which one would you want on a good week?</w:t>
+        <w:t xml:space="preserve">Which one would you want in a recovery?</w:t>
       </w:r>
     </w:p>
     <w:p>
@@ -505,22 +529,22 @@
         <w:pStyle w:val="Compact"/>
       </w:pPr>
       <w:r>
-        <w:t xml:space="preserve">You do not know which week is coming. That is the real situation.</w:t>
+        <w:t xml:space="preserve">You do not know which is coming. That is the real situation.</w:t>
       </w:r>
       <w:r>
         <w:t xml:space="preserve"> </w:t>
       </w:r>
       <w:r>
-        <w:t xml:space="preserve">Image: the same three bars with a sun above.</w:t>
+        <w:t xml:space="preserve">Image: the same three bars, taller, with a sun above.</w:t>
       </w:r>
     </w:p>
     <w:p>
       <w:pPr>
         <w:pStyle w:val="Heading2"/>
       </w:pPr>
-      <w:bookmarkStart w:id="29" w:name="slide-9-my-own-pie"/>
-      <w:r>
-        <w:t xml:space="preserve">Slide 9: My own pie</w:t>
+      <w:bookmarkStart w:id="29" w:name="slide-9-round-5-1911.-my-own-pie."/>
+      <w:r>
+        <w:t xml:space="preserve">Slide 9: Round 5, 1911. My own pie.</w:t>
       </w:r>
       <w:bookmarkEnd w:id="29"/>
     </w:p>
@@ -533,7 +557,7 @@
         <w:pStyle w:val="Compact"/>
       </w:pPr>
       <w:r>
-        <w:t xml:space="preserve">Sketch your pie from your holdings screen on Entry 5. Label the slices.</w:t>
+        <w:t xml:space="preserve">Sketch your pie from your Round 4 holdings on Entry 5. Label the slices.</w:t>
       </w:r>
     </w:p>
     <w:p>
@@ -557,13 +581,31 @@
         <w:pStyle w:val="Compact"/>
       </w:pPr>
       <w:r>
-        <w:t xml:space="preserve">Windows 19 to 24 open now.</w:t>
+        <w:t xml:space="preserve">Pay the bank first. Fill the column: RAIL 65, OIL 60, GAS 32, ELEC 55, STEEL 45, and two new lines, AUTO 20 and RADIO 6.</w:t>
+      </w:r>
+    </w:p>
+    <w:p>
+      <w:pPr>
+        <w:numPr>
+          <w:ilvl w:val="0"/>
+          <w:numId w:val="1009"/>
+        </w:numPr>
+        <w:pStyle w:val="Compact"/>
+      </w:pPr>
+      <w:r>
+        <w:t xml:space="preserve">Question from the dispatch: the government broke up the biggest monopoly in the country and its owners got richer. Why?</w:t>
       </w:r>
       <w:r>
         <w:t xml:space="preserve"> </w:t>
       </w:r>
       <w:r>
-        <w:t xml:space="preserve">Notes: 10 minutes. One click every 90 seconds. Ask at the desk: what is your biggest slice? Say nothing about tomorrow.</w:t>
+        <w:t xml:space="preserve">Image: a Model T on a dirt road beside a farm, 1911.</w:t>
+      </w:r>
+      <w:r>
+        <w:t xml:space="preserve"> </w:t>
+      </w:r>
+      <w:r>
+        <w:t xml:space="preserve">Notes: 10 minutes. Read the Round 5 dispatch after the totals are done. Four minutes of trading. Ask at the desk: what is your biggest slice? Say nothing about the next two rounds.</w:t>
       </w:r>
     </w:p>
     <w:p>
@@ -609,7 +651,7 @@
         <w:pStyle w:val="Compact"/>
       </w:pPr>
       <w:r>
-        <w:t xml:space="preserve">My total fortune at the bell.</w:t>
+        <w:t xml:space="preserve">My total at the bell, in dollars.</w:t>
       </w:r>
       <w:r>
         <w:t xml:space="preserve"> </w:t>
@@ -649,7 +691,7 @@
         <w:pStyle w:val="Compact"/>
       </w:pPr>
       <w:r>
-        <w:t xml:space="preserve">Three merchants read the sentence.</w:t>
+        <w:t xml:space="preserve">Three investors read the sentence.</w:t>
       </w:r>
     </w:p>
     <w:p>
@@ -661,7 +703,7 @@
         <w:pStyle w:val="Compact"/>
       </w:pPr>
       <w:r>
-        <w:t xml:space="preserve">Tomorrow: another trading day.</w:t>
+        <w:t xml:space="preserve">Tomorrow: another round.</w:t>
       </w:r>
       <w:r>
         <w:t xml:space="preserve"> </w:t>
@@ -709,7 +751,7 @@
     <w:sectPr>
       <w:headerReference w:type="default" r:id="rId9"/>
       <w:pgSz w:w="12240" w:h="15840"/>
-      <w:pgMar w:top="1440" w:bottom="1440" w:left="1440" w:right="1440" w:header="504"/>
+      <w:pgMar w:top="1296" w:bottom="1296" w:left="1296" w:right="1296" w:header="504"/>
     </w:sectPr>
   </w:body>
 </w:document>

--- a/downloads/documents/05 Materials/Unit 02/Slides/Slides 02.16 - Diversification.docx
+++ b/downloads/documents/05 Materials/Unit 02/Slides/Slides 02.16 - Diversification.docx
@@ -197,7 +197,7 @@
         <w:t xml:space="preserve"> </w:t>
       </w:r>
       <w:r>
-        <w:t xml:space="preserve">Notes: Students copy the definition to the journal notes box.</w:t>
+        <w:t xml:space="preserve">Notes: Students copy the definition to the journal’s My notes page.</w:t>
       </w:r>
     </w:p>
     <w:p>
@@ -307,7 +307,7 @@
         <w:pStyle w:val="Compact"/>
       </w:pPr>
       <w:r>
-        <w:t xml:space="preserve">It is not panic and it is not chasing. It is housekeeping.</w:t>
+        <w:t xml:space="preserve">It is not panic. It is not chasing whatever went up last. It is regular upkeep, like cleaning your room.</w:t>
       </w:r>
       <w:r>
         <w:t xml:space="preserve"> </w:t>
@@ -517,7 +517,7 @@
         <w:pStyle w:val="Compact"/>
       </w:pPr>
       <w:r>
-        <w:t xml:space="preserve">Which one would you want in a recovery?</w:t>
+        <w:t xml:space="preserve">Which one would you want in a recovery (when prices climb back)?</w:t>
       </w:r>
     </w:p>
     <w:p>
@@ -581,7 +581,7 @@
         <w:pStyle w:val="Compact"/>
       </w:pPr>
       <w:r>
-        <w:t xml:space="preserve">Pay the bank first. Fill the column: RAIL 65, OIL 60, GAS 32, ELEC 55, STEEL 45, and two new lines, AUTO 20 and RADIO 6.</w:t>
+        <w:t xml:space="preserve">Add the bank’s 3 percent first. Fill the column: RAIL 65, OIL 60, GAS 32, ELEC 55, STEEL 45, and two new lines, AUTO 20 and RADIO 6.</w:t>
       </w:r>
     </w:p>
     <w:p>
